--- a/python/Bits_and_Bytes/דוח חקירה bits_bytes.docx
+++ b/python/Bits_and_Bytes/דוח חקירה bits_bytes.docx
@@ -3,12 +3,1400 @@
 <w:document xmlns:wpc="http://schemas.microsoft.com/office/word/2010/wordprocessingCanvas" xmlns:cx="http://schemas.microsoft.com/office/drawing/2014/chartex" xmlns:cx1="http://schemas.microsoft.com/office/drawing/2015/9/8/chartex" xmlns:cx2="http://schemas.microsoft.com/office/drawing/2015/10/21/chartex" xmlns:cx3="http://schemas.microsoft.com/office/drawing/2016/5/9/chartex" xmlns:cx4="http://schemas.microsoft.com/office/drawing/2016/5/10/chartex" xmlns:cx5="http://schemas.microsoft.com/office/drawing/2016/5/11/chartex" xmlns:cx6="http://schemas.microsoft.com/office/drawing/2016/5/12/chartex" xmlns:cx7="http://schemas.microsoft.com/office/drawing/2016/5/13/chartex" xmlns:cx8="http://schemas.microsoft.com/office/drawing/2016/5/14/chartex" xmlns:mc="http://schemas.openxmlformats.org/markup-compatibility/2006" xmlns:aink="http://schemas.microsoft.com/office/drawing/2016/ink" xmlns:am3d="http://schemas.microsoft.com/office/drawing/2017/model3d" xmlns:o="urn:schemas-microsoft-com:office:office" xmlns:r="http://schemas.openxmlformats.org/officeDocument/2006/relationships" xmlns:m="http://schemas.openxmlformats.org/officeDocument/2006/math" xmlns:v="urn:schemas-microsoft-com:vml" xmlns:wp14="http://schemas.microsoft.com/office/word/2010/wordprocessingDrawing" xmlns:wp="http://schemas.openxmlformats.org/drawingml/2006/wordprocessingDrawing" xmlns:w10="urn:schemas-microsoft-com:office:word" xmlns:w="http://schemas.openxmlformats.org/wordprocessingml/2006/main" xmlns:w14="http://schemas.microsoft.com/office/word/2010/wordml" xmlns:w15="http://schemas.microsoft.com/office/word/2012/wordml" xmlns:w16cex="http://schemas.microsoft.com/office/word/2018/wordml/cex" xmlns:w16cid="http://schemas.microsoft.com/office/word/2016/wordml/cid" xmlns:w16="http://schemas.microsoft.com/office/word/2018/wordml" xmlns:w16sdtdh="http://schemas.microsoft.com/office/word/2020/wordml/sdtdatahash" xmlns:w16se="http://schemas.microsoft.com/office/word/2015/wordml/symex" xmlns:wpg="http://schemas.microsoft.com/office/word/2010/wordprocessingGroup" xmlns:wpi="http://schemas.microsoft.com/office/word/2010/wordprocessingInk" xmlns:wne="http://schemas.microsoft.com/office/word/2006/wordml" xmlns:wps="http://schemas.microsoft.com/office/word/2010/wordprocessingShape" mc:Ignorable="w14 w15 w16se w16cid w16 w16cex w16sdtdh wp14">
   <w:body>
     <w:p>
+      <w:pPr>
+        <w:jc w:val="center"/>
+        <w:rPr>
+          <w:sz w:val="36"/>
+          <w:szCs w:val="36"/>
+          <w:rtl/>
+        </w:rPr>
+      </w:pPr>
       <w:r>
         <w:rPr>
           <w:rFonts w:hint="cs"/>
+          <w:sz w:val="36"/>
+          <w:szCs w:val="36"/>
           <w:rtl/>
         </w:rPr>
-        <w:t>דדדד</w:t>
+        <w:t>חקירה ביטים ובתים</w:t>
+      </w:r>
+    </w:p>
+    <w:p>
+      <w:pPr>
+        <w:pStyle w:val="a3"/>
+        <w:numPr>
+          <w:ilvl w:val="0"/>
+          <w:numId w:val="1"/>
+        </w:numPr>
+        <w:bidi w:val="0"/>
+        <w:rPr>
+          <w:sz w:val="28"/>
+          <w:szCs w:val="28"/>
+        </w:rPr>
+      </w:pPr>
+      <w:r>
+        <w:rPr>
+          <w:sz w:val="28"/>
+          <w:szCs w:val="28"/>
+        </w:rPr>
+        <w:t>Done</w:t>
+      </w:r>
+    </w:p>
+    <w:p>
+      <w:pPr>
+        <w:pStyle w:val="a3"/>
+        <w:numPr>
+          <w:ilvl w:val="0"/>
+          <w:numId w:val="1"/>
+        </w:numPr>
+        <w:bidi w:val="0"/>
+        <w:rPr>
+          <w:sz w:val="28"/>
+          <w:szCs w:val="28"/>
+        </w:rPr>
+      </w:pPr>
+      <w:r>
+        <w:rPr>
+          <w:sz w:val="28"/>
+          <w:szCs w:val="28"/>
+        </w:rPr>
+        <w:t>Done</w:t>
+      </w:r>
+    </w:p>
+    <w:p>
+      <w:pPr>
+        <w:pStyle w:val="a3"/>
+        <w:numPr>
+          <w:ilvl w:val="0"/>
+          <w:numId w:val="1"/>
+        </w:numPr>
+        <w:bidi w:val="0"/>
+        <w:rPr>
+          <w:sz w:val="28"/>
+          <w:szCs w:val="28"/>
+        </w:rPr>
+      </w:pPr>
+      <w:r>
+        <w:rPr>
+          <w:rFonts w:hint="cs"/>
+          <w:sz w:val="28"/>
+          <w:szCs w:val="28"/>
+        </w:rPr>
+        <w:t>D</w:t>
+      </w:r>
+      <w:r>
+        <w:rPr>
+          <w:sz w:val="28"/>
+          <w:szCs w:val="28"/>
+        </w:rPr>
+        <w:t>one</w:t>
+      </w:r>
+    </w:p>
+    <w:p>
+      <w:pPr>
+        <w:pStyle w:val="a3"/>
+        <w:numPr>
+          <w:ilvl w:val="0"/>
+          <w:numId w:val="1"/>
+        </w:numPr>
+        <w:bidi w:val="0"/>
+        <w:rPr>
+          <w:sz w:val="28"/>
+          <w:szCs w:val="28"/>
+        </w:rPr>
+      </w:pPr>
+      <w:r>
+        <w:rPr>
+          <w:sz w:val="28"/>
+          <w:szCs w:val="28"/>
+        </w:rPr>
+        <w:t>Done</w:t>
+      </w:r>
+    </w:p>
+    <w:p>
+      <w:pPr>
+        <w:pStyle w:val="a3"/>
+        <w:numPr>
+          <w:ilvl w:val="0"/>
+          <w:numId w:val="1"/>
+        </w:numPr>
+        <w:bidi w:val="0"/>
+        <w:rPr>
+          <w:sz w:val="28"/>
+          <w:szCs w:val="28"/>
+        </w:rPr>
+      </w:pPr>
+      <w:r>
+        <w:rPr>
+          <w:rFonts w:hint="cs"/>
+          <w:sz w:val="28"/>
+          <w:szCs w:val="28"/>
+        </w:rPr>
+        <w:t>D</w:t>
+      </w:r>
+      <w:r>
+        <w:rPr>
+          <w:sz w:val="28"/>
+          <w:szCs w:val="28"/>
+        </w:rPr>
+        <w:t>one</w:t>
+      </w:r>
+    </w:p>
+    <w:p>
+      <w:pPr>
+        <w:pStyle w:val="a3"/>
+        <w:numPr>
+          <w:ilvl w:val="0"/>
+          <w:numId w:val="1"/>
+        </w:numPr>
+        <w:bidi w:val="0"/>
+        <w:rPr>
+          <w:sz w:val="28"/>
+          <w:szCs w:val="28"/>
+        </w:rPr>
+      </w:pPr>
+      <w:r>
+        <w:rPr>
+          <w:sz w:val="28"/>
+          <w:szCs w:val="28"/>
+        </w:rPr>
+        <w:t>Q2 first shows us to ways to make a byte array, 1 by manually inputting bytes, and the other by encoding a string into bytes.</w:t>
+      </w:r>
+      <w:r>
+        <w:rPr>
+          <w:sz w:val="28"/>
+          <w:szCs w:val="28"/>
+        </w:rPr>
+        <w:br/>
+        <w:t>Then it shows us a format for unpacking ("</w:t>
+      </w:r>
+      <w:proofErr w:type="spellStart"/>
+      <w:r>
+        <w:rPr>
+          <w:sz w:val="28"/>
+          <w:szCs w:val="28"/>
+        </w:rPr>
+        <w:t>i</w:t>
+      </w:r>
+      <w:proofErr w:type="spellEnd"/>
+      <w:r>
+        <w:rPr>
+          <w:sz w:val="28"/>
+          <w:szCs w:val="28"/>
+        </w:rPr>
+        <w:t>"), which converts the 4 bytes into a signed integer.</w:t>
+      </w:r>
+      <w:r>
+        <w:rPr>
+          <w:sz w:val="28"/>
+          <w:szCs w:val="28"/>
+        </w:rPr>
+        <w:br/>
+        <w:t xml:space="preserve">It's important to notice </w:t>
+      </w:r>
+      <w:r>
+        <w:rPr>
+          <w:sz w:val="28"/>
+          <w:szCs w:val="28"/>
+        </w:rPr>
+        <w:t>that unpacking converts the num in little-endian, meaning it switches the bytes of each half of the 4 bytes.</w:t>
+      </w:r>
+      <w:r>
+        <w:rPr>
+          <w:sz w:val="28"/>
+          <w:szCs w:val="28"/>
+        </w:rPr>
+        <w:br/>
+        <w:t>Q2 also shows us that we can write numbers in hexadecimal letters.</w:t>
+      </w:r>
+    </w:p>
+    <w:p>
+      <w:pPr>
+        <w:pStyle w:val="a3"/>
+        <w:numPr>
+          <w:ilvl w:val="0"/>
+          <w:numId w:val="1"/>
+        </w:numPr>
+        <w:bidi w:val="0"/>
+        <w:rPr>
+          <w:sz w:val="28"/>
+          <w:szCs w:val="28"/>
+        </w:rPr>
+      </w:pPr>
+      <w:r>
+        <w:rPr>
+          <w:rFonts w:hint="cs"/>
+          <w:sz w:val="28"/>
+          <w:szCs w:val="28"/>
+        </w:rPr>
+        <w:t>I</w:t>
+      </w:r>
+      <w:r>
+        <w:rPr>
+          <w:sz w:val="28"/>
+          <w:szCs w:val="28"/>
+        </w:rPr>
+        <w:t>n order to input a fixed binary data, we need to make a byte array. We do that by first writing b'' to show that the data will be binary, and then we need to differentiate each byte by showing that we will be inputting hexadecimal data, we do that by writing \x before each 2 hexadecimal letters.</w:t>
+      </w:r>
+    </w:p>
+    <w:p>
+      <w:pPr>
+        <w:pStyle w:val="a3"/>
+        <w:numPr>
+          <w:ilvl w:val="0"/>
+          <w:numId w:val="1"/>
+        </w:numPr>
+        <w:bidi w:val="0"/>
+        <w:rPr>
+          <w:sz w:val="28"/>
+          <w:szCs w:val="28"/>
+        </w:rPr>
+      </w:pPr>
+      <w:r>
+        <w:rPr>
+          <w:sz w:val="28"/>
+          <w:szCs w:val="28"/>
+        </w:rPr>
+        <w:t xml:space="preserve">The table at 7.3.2.2 shows us different formats which are used to unpack binary data. Because binary data can </w:t>
+      </w:r>
+      <w:proofErr w:type="gramStart"/>
+      <w:r>
+        <w:rPr>
+          <w:sz w:val="28"/>
+          <w:szCs w:val="28"/>
+        </w:rPr>
+        <w:t>interpreted</w:t>
+      </w:r>
+      <w:proofErr w:type="gramEnd"/>
+      <w:r>
+        <w:rPr>
+          <w:sz w:val="28"/>
+          <w:szCs w:val="28"/>
+        </w:rPr>
+        <w:t xml:space="preserve"> in different ways and sizes, we need a way to differentiate between the types of data. That's why these formats for unpacking binary data exist.</w:t>
+      </w:r>
+    </w:p>
+    <w:p>
+      <w:pPr>
+        <w:pStyle w:val="a3"/>
+        <w:numPr>
+          <w:ilvl w:val="0"/>
+          <w:numId w:val="1"/>
+        </w:numPr>
+        <w:bidi w:val="0"/>
+        <w:rPr>
+          <w:sz w:val="28"/>
+          <w:szCs w:val="28"/>
+        </w:rPr>
+      </w:pPr>
+      <w:r>
+        <w:rPr>
+          <w:sz w:val="28"/>
+          <w:szCs w:val="28"/>
+        </w:rPr>
+        <w:t xml:space="preserve">In Python, short, int and long fall under the same type – 'integer', which means they all take 4 bytes. And when a number becomes </w:t>
+      </w:r>
+      <w:proofErr w:type="gramStart"/>
+      <w:r>
+        <w:rPr>
+          <w:sz w:val="28"/>
+          <w:szCs w:val="28"/>
+        </w:rPr>
+        <w:t>to</w:t>
+      </w:r>
+      <w:proofErr w:type="gramEnd"/>
+      <w:r>
+        <w:rPr>
+          <w:sz w:val="28"/>
+          <w:szCs w:val="28"/>
+        </w:rPr>
+        <w:t xml:space="preserve"> large to include in 4 bytes, Python accommodates the number and increases it's size to 8 bytes.</w:t>
+      </w:r>
+    </w:p>
+    <w:p>
+      <w:pPr>
+        <w:pStyle w:val="a3"/>
+        <w:numPr>
+          <w:ilvl w:val="0"/>
+          <w:numId w:val="1"/>
+        </w:numPr>
+        <w:bidi w:val="0"/>
+        <w:rPr>
+          <w:sz w:val="28"/>
+          <w:szCs w:val="28"/>
+        </w:rPr>
+      </w:pPr>
+      <w:r>
+        <w:rPr>
+          <w:sz w:val="28"/>
+          <w:szCs w:val="28"/>
+        </w:rPr>
+        <w:t xml:space="preserve"> Line 30 unpacks the 2-5 bytes in the byte array in a signed integer format, but interprets the 4 bytes in little-endian.</w:t>
+      </w:r>
+    </w:p>
+    <w:p>
+      <w:pPr>
+        <w:pStyle w:val="a3"/>
+        <w:numPr>
+          <w:ilvl w:val="0"/>
+          <w:numId w:val="1"/>
+        </w:numPr>
+        <w:bidi w:val="0"/>
+        <w:rPr>
+          <w:sz w:val="28"/>
+          <w:szCs w:val="28"/>
+        </w:rPr>
+      </w:pPr>
+    </w:p>
+    <w:p>
+      <w:pPr>
+        <w:pStyle w:val="HTML"/>
+        <w:shd w:val="clear" w:color="auto" w:fill="191A1C"/>
+        <w:ind w:left="916"/>
+        <w:rPr>
+          <w:color w:val="BCBEC4"/>
+        </w:rPr>
+      </w:pPr>
+      <w:r>
+        <w:rPr>
+          <w:color w:val="BCBEC4"/>
+        </w:rPr>
+        <w:t>y = num</w:t>
+      </w:r>
+      <w:r>
+        <w:rPr>
+          <w:color w:val="BCBEC4"/>
+        </w:rPr>
+        <w:br/>
+        <w:t xml:space="preserve">mask = </w:t>
+      </w:r>
+      <w:r>
+        <w:rPr>
+          <w:color w:val="2AACB8"/>
+        </w:rPr>
+        <w:t>0x0000ff00</w:t>
+      </w:r>
+      <w:r>
+        <w:rPr>
+          <w:color w:val="2AACB8"/>
+        </w:rPr>
+        <w:br/>
+      </w:r>
+      <w:r>
+        <w:rPr>
+          <w:color w:val="BCBEC4"/>
+        </w:rPr>
+        <w:t>x = y &amp; mask</w:t>
+      </w:r>
+    </w:p>
+    <w:p>
+      <w:pPr>
+        <w:pStyle w:val="a3"/>
+        <w:numPr>
+          <w:ilvl w:val="0"/>
+          <w:numId w:val="1"/>
+        </w:numPr>
+        <w:bidi w:val="0"/>
+        <w:rPr>
+          <w:sz w:val="28"/>
+          <w:szCs w:val="28"/>
+        </w:rPr>
+      </w:pPr>
+      <w:r>
+        <w:rPr>
+          <w:sz w:val="28"/>
+          <w:szCs w:val="28"/>
+        </w:rPr>
+        <w:t xml:space="preserve"> The first way is "%x" % num, when formatting a string, %x converts the value into it's hexadecimal one.</w:t>
+      </w:r>
+      <w:r>
+        <w:rPr>
+          <w:sz w:val="28"/>
+          <w:szCs w:val="28"/>
+        </w:rPr>
+        <w:br/>
+      </w:r>
+      <w:r>
+        <w:rPr>
+          <w:sz w:val="28"/>
+          <w:szCs w:val="28"/>
+        </w:rPr>
+        <w:lastRenderedPageBreak/>
+        <w:t xml:space="preserve">The second way is with </w:t>
+      </w:r>
+      <w:r>
+        <w:rPr>
+          <w:sz w:val="28"/>
+          <w:szCs w:val="28"/>
+        </w:rPr>
+        <w:t>f"{</w:t>
+      </w:r>
+      <w:proofErr w:type="spellStart"/>
+      <w:r>
+        <w:rPr>
+          <w:sz w:val="28"/>
+          <w:szCs w:val="28"/>
+        </w:rPr>
+        <w:t>num</w:t>
+      </w:r>
+      <w:r>
+        <w:rPr>
+          <w:sz w:val="28"/>
+          <w:szCs w:val="28"/>
+        </w:rPr>
+        <w:t>:X</w:t>
+      </w:r>
+      <w:proofErr w:type="spellEnd"/>
+      <w:r>
+        <w:rPr>
+          <w:sz w:val="28"/>
+          <w:szCs w:val="28"/>
+        </w:rPr>
+        <w:t>}"</w:t>
+      </w:r>
+      <w:r>
+        <w:rPr>
+          <w:sz w:val="28"/>
+          <w:szCs w:val="28"/>
+        </w:rPr>
+        <w:t xml:space="preserve">. :X means that the value is once again converted to </w:t>
+      </w:r>
+      <w:proofErr w:type="gramStart"/>
+      <w:r>
+        <w:rPr>
+          <w:sz w:val="28"/>
+          <w:szCs w:val="28"/>
+        </w:rPr>
+        <w:t>an</w:t>
+      </w:r>
+      <w:proofErr w:type="gramEnd"/>
+      <w:r>
+        <w:rPr>
+          <w:sz w:val="28"/>
+          <w:szCs w:val="28"/>
+        </w:rPr>
+        <w:t xml:space="preserve"> hexadecimal base.</w:t>
+      </w:r>
+    </w:p>
+    <w:p>
+      <w:pPr>
+        <w:pStyle w:val="a3"/>
+        <w:numPr>
+          <w:ilvl w:val="0"/>
+          <w:numId w:val="1"/>
+        </w:numPr>
+        <w:bidi w:val="0"/>
+        <w:rPr>
+          <w:sz w:val="28"/>
+          <w:szCs w:val="28"/>
+        </w:rPr>
+      </w:pPr>
+      <w:r>
+        <w:rPr>
+          <w:rFonts w:hint="cs"/>
+          <w:sz w:val="28"/>
+          <w:szCs w:val="28"/>
+        </w:rPr>
+        <w:t xml:space="preserve"> </w:t>
+      </w:r>
+      <w:r>
+        <w:rPr>
+          <w:sz w:val="28"/>
+          <w:szCs w:val="28"/>
+        </w:rPr>
+        <w:t>The &amp; sign makes a bitwise "AND" operation between 2 integers, and then returns the value as an int.</w:t>
+      </w:r>
+    </w:p>
+    <w:p>
+      <w:pPr>
+        <w:pStyle w:val="a3"/>
+        <w:numPr>
+          <w:ilvl w:val="0"/>
+          <w:numId w:val="1"/>
+        </w:numPr>
+        <w:bidi w:val="0"/>
+        <w:rPr>
+          <w:sz w:val="28"/>
+          <w:szCs w:val="28"/>
+        </w:rPr>
+      </w:pPr>
+      <w:r>
+        <w:rPr>
+          <w:sz w:val="28"/>
+          <w:szCs w:val="28"/>
+        </w:rPr>
+        <w:t xml:space="preserve"> Q4 shows us how to use a filling type of format, which uses a number between % and the type (in this case, 'x'), which means that if a thing is below 8 characters it fills them with 0.</w:t>
+      </w:r>
+      <w:r>
+        <w:rPr>
+          <w:sz w:val="28"/>
+          <w:szCs w:val="28"/>
+        </w:rPr>
+        <w:br/>
+        <w:t>It also shows us how to use the bitwise RSHIFT and LFSHIFT in Python, which are written by &gt;&gt; and &lt;&lt;.</w:t>
+      </w:r>
+    </w:p>
+    <w:p>
+      <w:pPr>
+        <w:pStyle w:val="a3"/>
+        <w:numPr>
+          <w:ilvl w:val="0"/>
+          <w:numId w:val="1"/>
+        </w:numPr>
+        <w:bidi w:val="0"/>
+        <w:rPr>
+          <w:sz w:val="28"/>
+          <w:szCs w:val="28"/>
+        </w:rPr>
+      </w:pPr>
+      <w:r>
+        <w:rPr>
+          <w:sz w:val="28"/>
+          <w:szCs w:val="28"/>
+        </w:rPr>
+        <w:t xml:space="preserve"> &lt;&lt; is used in order to move the mask a byte to the left, which helps "capture" a different byte of the byte array each time.</w:t>
+      </w:r>
+    </w:p>
+    <w:p>
+      <w:pPr>
+        <w:pStyle w:val="a3"/>
+        <w:numPr>
+          <w:ilvl w:val="0"/>
+          <w:numId w:val="1"/>
+        </w:numPr>
+        <w:bidi w:val="0"/>
+        <w:rPr>
+          <w:sz w:val="28"/>
+          <w:szCs w:val="28"/>
+        </w:rPr>
+      </w:pPr>
+      <w:r>
+        <w:rPr>
+          <w:sz w:val="28"/>
+          <w:szCs w:val="28"/>
+        </w:rPr>
+        <w:t xml:space="preserve"> Q5 reminds us that we can make a byte array by encoding hexadecimal letters. It then teaches us 2 different way to interpret an int.</w:t>
+      </w:r>
+      <w:r>
+        <w:rPr>
+          <w:sz w:val="28"/>
+          <w:szCs w:val="28"/>
+        </w:rPr>
+        <w:br/>
+        <w:t>Unpacking with struct (</w:t>
+      </w:r>
+      <w:proofErr w:type="spellStart"/>
+      <w:proofErr w:type="gramStart"/>
+      <w:r>
+        <w:rPr>
+          <w:sz w:val="28"/>
+          <w:szCs w:val="28"/>
+        </w:rPr>
+        <w:t>struct.unpack</w:t>
+      </w:r>
+      <w:proofErr w:type="spellEnd"/>
+      <w:proofErr w:type="gramEnd"/>
+      <w:r>
+        <w:rPr>
+          <w:sz w:val="28"/>
+          <w:szCs w:val="28"/>
+        </w:rPr>
+        <w:t>), treats the integer in little-</w:t>
+      </w:r>
+      <w:r>
+        <w:rPr>
+          <w:sz w:val="28"/>
+          <w:szCs w:val="28"/>
+        </w:rPr>
+        <w:t xml:space="preserve">endian, and </w:t>
+      </w:r>
+      <w:proofErr w:type="spellStart"/>
+      <w:r>
+        <w:rPr>
+          <w:sz w:val="28"/>
+          <w:szCs w:val="28"/>
+        </w:rPr>
+        <w:t>socket.ntohl</w:t>
+      </w:r>
+      <w:proofErr w:type="spellEnd"/>
+      <w:r>
+        <w:rPr>
+          <w:sz w:val="28"/>
+          <w:szCs w:val="28"/>
+        </w:rPr>
+        <w:t xml:space="preserve"> (which stands for </w:t>
+      </w:r>
+      <w:r>
+        <w:rPr>
+          <w:sz w:val="28"/>
+          <w:szCs w:val="28"/>
+        </w:rPr>
+        <w:t>network to host long) treats the data given as a big-endian integer.</w:t>
+      </w:r>
+    </w:p>
+    <w:p>
+      <w:pPr>
+        <w:pStyle w:val="a3"/>
+        <w:numPr>
+          <w:ilvl w:val="0"/>
+          <w:numId w:val="1"/>
+        </w:numPr>
+        <w:bidi w:val="0"/>
+        <w:rPr>
+          <w:sz w:val="28"/>
+          <w:szCs w:val="28"/>
+        </w:rPr>
+      </w:pPr>
+      <w:r>
+        <w:rPr>
+          <w:rFonts w:hint="cs"/>
+          <w:sz w:val="28"/>
+          <w:szCs w:val="28"/>
+        </w:rPr>
+        <w:t xml:space="preserve"> </w:t>
+      </w:r>
+      <w:r>
+        <w:rPr>
+          <w:sz w:val="28"/>
+          <w:szCs w:val="28"/>
+        </w:rPr>
+        <w:t>Usually in the network data bigger than a byte is treated as big-endian, but some data can be transferred as little-endian. It depends on the protocol being used.</w:t>
+      </w:r>
+    </w:p>
+    <w:p>
+      <w:pPr>
+        <w:pStyle w:val="a3"/>
+        <w:numPr>
+          <w:ilvl w:val="0"/>
+          <w:numId w:val="1"/>
+        </w:numPr>
+        <w:bidi w:val="0"/>
+        <w:rPr>
+          <w:sz w:val="28"/>
+          <w:szCs w:val="28"/>
+          <w:rtl/>
+        </w:rPr>
+      </w:pPr>
+      <w:r>
+        <w:rPr>
+          <w:sz w:val="28"/>
+          <w:szCs w:val="28"/>
+        </w:rPr>
+        <w:br/>
+      </w:r>
+    </w:p>
+    <w:tbl>
+      <w:tblPr>
+        <w:tblStyle w:val="a4"/>
+        <w:bidiVisual/>
+        <w:tblW w:w="8129" w:type="dxa"/>
+        <w:tblInd w:w="651" w:type="dxa"/>
+        <w:tblLook w:val="04A0" w:firstRow="1" w:lastRow="0" w:firstColumn="1" w:lastColumn="0" w:noHBand="0" w:noVBand="1"/>
+      </w:tblPr>
+      <w:tblGrid>
+        <w:gridCol w:w="1615"/>
+        <w:gridCol w:w="1553"/>
+        <w:gridCol w:w="1544"/>
+        <w:gridCol w:w="1237"/>
+        <w:gridCol w:w="2180"/>
+      </w:tblGrid>
+      <w:tr>
+        <w:tc>
+          <w:tcPr>
+            <w:tcW w:w="1615" w:type="dxa"/>
+          </w:tcPr>
+          <w:p>
+            <w:pPr>
+              <w:pStyle w:val="a3"/>
+              <w:ind w:left="84"/>
+              <w:rPr>
+                <w:sz w:val="28"/>
+                <w:szCs w:val="28"/>
+                <w:rtl/>
+              </w:rPr>
+            </w:pPr>
+            <w:r>
+              <w:rPr>
+                <w:rFonts w:hint="cs"/>
+                <w:sz w:val="28"/>
+                <w:szCs w:val="28"/>
+                <w:rtl/>
+              </w:rPr>
+              <w:t>שם הפעולה</w:t>
+            </w:r>
+          </w:p>
+        </w:tc>
+        <w:tc>
+          <w:tcPr>
+            <w:tcW w:w="1553" w:type="dxa"/>
+          </w:tcPr>
+          <w:p>
+            <w:pPr>
+              <w:pStyle w:val="a3"/>
+              <w:ind w:left="84"/>
+              <w:rPr>
+                <w:sz w:val="28"/>
+                <w:szCs w:val="28"/>
+                <w:rtl/>
+              </w:rPr>
+            </w:pPr>
+            <w:r>
+              <w:rPr>
+                <w:rFonts w:hint="cs"/>
+                <w:sz w:val="28"/>
+                <w:szCs w:val="28"/>
+                <w:rtl/>
+              </w:rPr>
+              <w:t>תפקיד</w:t>
+            </w:r>
+          </w:p>
+        </w:tc>
+        <w:tc>
+          <w:tcPr>
+            <w:tcW w:w="1544" w:type="dxa"/>
+          </w:tcPr>
+          <w:p>
+            <w:pPr>
+              <w:pStyle w:val="a3"/>
+              <w:ind w:left="84"/>
+              <w:rPr>
+                <w:sz w:val="28"/>
+                <w:szCs w:val="28"/>
+                <w:rtl/>
+              </w:rPr>
+            </w:pPr>
+            <w:r>
+              <w:rPr>
+                <w:rFonts w:hint="cs"/>
+                <w:sz w:val="28"/>
+                <w:szCs w:val="28"/>
+                <w:rtl/>
+              </w:rPr>
+              <w:t>פועלת על גודל</w:t>
+            </w:r>
+          </w:p>
+        </w:tc>
+        <w:tc>
+          <w:tcPr>
+            <w:tcW w:w="1237" w:type="dxa"/>
+          </w:tcPr>
+          <w:p>
+            <w:pPr>
+              <w:pStyle w:val="a3"/>
+              <w:ind w:left="84"/>
+              <w:rPr>
+                <w:sz w:val="28"/>
+                <w:szCs w:val="28"/>
+              </w:rPr>
+            </w:pPr>
+            <w:r>
+              <w:rPr>
+                <w:rFonts w:hint="cs"/>
+                <w:sz w:val="28"/>
+                <w:szCs w:val="28"/>
+                <w:rtl/>
+              </w:rPr>
+              <w:t xml:space="preserve">מה עושה במחשב </w:t>
+            </w:r>
+            <w:r>
+              <w:rPr>
+                <w:sz w:val="28"/>
+                <w:szCs w:val="28"/>
+              </w:rPr>
+              <w:t>Big Endian</w:t>
+            </w:r>
+            <w:r>
+              <w:rPr>
+                <w:rFonts w:hint="cs"/>
+                <w:sz w:val="28"/>
+                <w:szCs w:val="28"/>
+                <w:rtl/>
+              </w:rPr>
+              <w:t xml:space="preserve"> לדוגמה </w:t>
+            </w:r>
+            <w:r>
+              <w:rPr>
+                <w:sz w:val="28"/>
+                <w:szCs w:val="28"/>
+              </w:rPr>
+              <w:t>Android</w:t>
+            </w:r>
+          </w:p>
+        </w:tc>
+        <w:tc>
+          <w:tcPr>
+            <w:tcW w:w="2180" w:type="dxa"/>
+          </w:tcPr>
+          <w:p>
+            <w:pPr>
+              <w:pStyle w:val="a3"/>
+              <w:ind w:left="84"/>
+              <w:rPr>
+                <w:sz w:val="28"/>
+                <w:szCs w:val="28"/>
+                <w:rtl/>
+              </w:rPr>
+            </w:pPr>
+            <w:r>
+              <w:rPr>
+                <w:rFonts w:hint="cs"/>
+                <w:sz w:val="28"/>
+                <w:szCs w:val="28"/>
+                <w:rtl/>
+              </w:rPr>
+              <w:t xml:space="preserve">מה עושה במחשב </w:t>
+            </w:r>
+            <w:r>
+              <w:rPr>
+                <w:sz w:val="28"/>
+                <w:szCs w:val="28"/>
+              </w:rPr>
+              <w:t>Little Endian</w:t>
+            </w:r>
+            <w:r>
+              <w:rPr>
+                <w:rFonts w:hint="cs"/>
+                <w:sz w:val="28"/>
+                <w:szCs w:val="28"/>
+                <w:rtl/>
+              </w:rPr>
+              <w:t xml:space="preserve"> לדוגמה כמו במעבדה</w:t>
+            </w:r>
+          </w:p>
+        </w:tc>
+      </w:tr>
+      <w:tr>
+        <w:tc>
+          <w:tcPr>
+            <w:tcW w:w="1615" w:type="dxa"/>
+          </w:tcPr>
+          <w:p>
+            <w:pPr>
+              <w:pStyle w:val="a3"/>
+              <w:ind w:left="84"/>
+              <w:rPr>
+                <w:sz w:val="28"/>
+                <w:szCs w:val="28"/>
+              </w:rPr>
+            </w:pPr>
+            <w:proofErr w:type="spellStart"/>
+            <w:r>
+              <w:rPr>
+                <w:sz w:val="28"/>
+                <w:szCs w:val="28"/>
+              </w:rPr>
+              <w:t>htonl</w:t>
+            </w:r>
+            <w:proofErr w:type="spellEnd"/>
+          </w:p>
+        </w:tc>
+        <w:tc>
+          <w:tcPr>
+            <w:tcW w:w="1553" w:type="dxa"/>
+          </w:tcPr>
+          <w:p>
+            <w:pPr>
+              <w:pStyle w:val="a3"/>
+              <w:ind w:left="84"/>
+              <w:rPr>
+                <w:sz w:val="28"/>
+                <w:szCs w:val="28"/>
+              </w:rPr>
+            </w:pPr>
+            <w:r>
+              <w:rPr>
+                <w:sz w:val="28"/>
+                <w:szCs w:val="28"/>
+              </w:rPr>
+              <w:t>Switch formats</w:t>
+            </w:r>
+          </w:p>
+        </w:tc>
+        <w:tc>
+          <w:tcPr>
+            <w:tcW w:w="1544" w:type="dxa"/>
+          </w:tcPr>
+          <w:p>
+            <w:pPr>
+              <w:pStyle w:val="a3"/>
+              <w:ind w:left="84"/>
+              <w:rPr>
+                <w:sz w:val="28"/>
+                <w:szCs w:val="28"/>
+                <w:rtl/>
+              </w:rPr>
+            </w:pPr>
+          </w:p>
+        </w:tc>
+        <w:tc>
+          <w:tcPr>
+            <w:tcW w:w="1237" w:type="dxa"/>
+          </w:tcPr>
+          <w:p>
+            <w:pPr>
+              <w:pStyle w:val="a3"/>
+              <w:ind w:left="84"/>
+              <w:rPr>
+                <w:sz w:val="28"/>
+                <w:szCs w:val="28"/>
+                <w:rtl/>
+              </w:rPr>
+            </w:pPr>
+          </w:p>
+        </w:tc>
+        <w:tc>
+          <w:tcPr>
+            <w:tcW w:w="2180" w:type="dxa"/>
+          </w:tcPr>
+          <w:p>
+            <w:pPr>
+              <w:pStyle w:val="a3"/>
+              <w:ind w:left="84"/>
+              <w:rPr>
+                <w:sz w:val="28"/>
+                <w:szCs w:val="28"/>
+                <w:rtl/>
+              </w:rPr>
+            </w:pPr>
+          </w:p>
+        </w:tc>
+      </w:tr>
+      <w:tr>
+        <w:tc>
+          <w:tcPr>
+            <w:tcW w:w="1615" w:type="dxa"/>
+          </w:tcPr>
+          <w:p>
+            <w:pPr>
+              <w:pStyle w:val="a3"/>
+              <w:ind w:left="84"/>
+              <w:rPr>
+                <w:sz w:val="28"/>
+                <w:szCs w:val="28"/>
+              </w:rPr>
+            </w:pPr>
+            <w:proofErr w:type="spellStart"/>
+            <w:r>
+              <w:rPr>
+                <w:sz w:val="28"/>
+                <w:szCs w:val="28"/>
+              </w:rPr>
+              <w:t>ntohl</w:t>
+            </w:r>
+            <w:proofErr w:type="spellEnd"/>
+          </w:p>
+        </w:tc>
+        <w:tc>
+          <w:tcPr>
+            <w:tcW w:w="1553" w:type="dxa"/>
+          </w:tcPr>
+          <w:p>
+            <w:pPr>
+              <w:pStyle w:val="a3"/>
+              <w:ind w:left="84"/>
+              <w:rPr>
+                <w:sz w:val="28"/>
+                <w:szCs w:val="28"/>
+              </w:rPr>
+            </w:pPr>
+            <w:r>
+              <w:rPr>
+                <w:sz w:val="28"/>
+                <w:szCs w:val="28"/>
+              </w:rPr>
+              <w:t>Unpack</w:t>
+            </w:r>
+          </w:p>
+        </w:tc>
+        <w:tc>
+          <w:tcPr>
+            <w:tcW w:w="1544" w:type="dxa"/>
+          </w:tcPr>
+          <w:p>
+            <w:pPr>
+              <w:pStyle w:val="a3"/>
+              <w:ind w:left="84"/>
+              <w:rPr>
+                <w:sz w:val="28"/>
+                <w:szCs w:val="28"/>
+                <w:rtl/>
+              </w:rPr>
+            </w:pPr>
+          </w:p>
+        </w:tc>
+        <w:tc>
+          <w:tcPr>
+            <w:tcW w:w="1237" w:type="dxa"/>
+          </w:tcPr>
+          <w:p>
+            <w:pPr>
+              <w:pStyle w:val="a3"/>
+              <w:ind w:left="84"/>
+              <w:rPr>
+                <w:sz w:val="28"/>
+                <w:szCs w:val="28"/>
+                <w:rtl/>
+              </w:rPr>
+            </w:pPr>
+          </w:p>
+        </w:tc>
+        <w:tc>
+          <w:tcPr>
+            <w:tcW w:w="2180" w:type="dxa"/>
+          </w:tcPr>
+          <w:p>
+            <w:pPr>
+              <w:pStyle w:val="a3"/>
+              <w:ind w:left="84"/>
+              <w:rPr>
+                <w:sz w:val="28"/>
+                <w:szCs w:val="28"/>
+                <w:rtl/>
+              </w:rPr>
+            </w:pPr>
+          </w:p>
+        </w:tc>
+      </w:tr>
+      <w:tr>
+        <w:tc>
+          <w:tcPr>
+            <w:tcW w:w="1615" w:type="dxa"/>
+          </w:tcPr>
+          <w:p>
+            <w:pPr>
+              <w:pStyle w:val="a3"/>
+              <w:ind w:left="84"/>
+              <w:rPr>
+                <w:sz w:val="28"/>
+                <w:szCs w:val="28"/>
+              </w:rPr>
+            </w:pPr>
+            <w:proofErr w:type="spellStart"/>
+            <w:r>
+              <w:rPr>
+                <w:sz w:val="28"/>
+                <w:szCs w:val="28"/>
+              </w:rPr>
+              <w:t>htons</w:t>
+            </w:r>
+            <w:proofErr w:type="spellEnd"/>
+          </w:p>
+        </w:tc>
+        <w:tc>
+          <w:tcPr>
+            <w:tcW w:w="1553" w:type="dxa"/>
+          </w:tcPr>
+          <w:p>
+            <w:pPr>
+              <w:pStyle w:val="a3"/>
+              <w:ind w:left="84"/>
+              <w:rPr>
+                <w:sz w:val="28"/>
+                <w:szCs w:val="28"/>
+                <w:rtl/>
+              </w:rPr>
+            </w:pPr>
+          </w:p>
+        </w:tc>
+        <w:tc>
+          <w:tcPr>
+            <w:tcW w:w="1544" w:type="dxa"/>
+          </w:tcPr>
+          <w:p>
+            <w:pPr>
+              <w:pStyle w:val="a3"/>
+              <w:ind w:left="84"/>
+              <w:rPr>
+                <w:sz w:val="28"/>
+                <w:szCs w:val="28"/>
+                <w:rtl/>
+              </w:rPr>
+            </w:pPr>
+          </w:p>
+        </w:tc>
+        <w:tc>
+          <w:tcPr>
+            <w:tcW w:w="1237" w:type="dxa"/>
+          </w:tcPr>
+          <w:p>
+            <w:pPr>
+              <w:pStyle w:val="a3"/>
+              <w:ind w:left="84"/>
+              <w:rPr>
+                <w:sz w:val="28"/>
+                <w:szCs w:val="28"/>
+                <w:rtl/>
+              </w:rPr>
+            </w:pPr>
+          </w:p>
+        </w:tc>
+        <w:tc>
+          <w:tcPr>
+            <w:tcW w:w="2180" w:type="dxa"/>
+          </w:tcPr>
+          <w:p>
+            <w:pPr>
+              <w:pStyle w:val="a3"/>
+              <w:ind w:left="84"/>
+              <w:rPr>
+                <w:sz w:val="28"/>
+                <w:szCs w:val="28"/>
+                <w:rtl/>
+              </w:rPr>
+            </w:pPr>
+          </w:p>
+        </w:tc>
+      </w:tr>
+      <w:tr>
+        <w:tc>
+          <w:tcPr>
+            <w:tcW w:w="1615" w:type="dxa"/>
+          </w:tcPr>
+          <w:p>
+            <w:pPr>
+              <w:pStyle w:val="a3"/>
+              <w:ind w:left="84"/>
+              <w:rPr>
+                <w:sz w:val="28"/>
+                <w:szCs w:val="28"/>
+              </w:rPr>
+            </w:pPr>
+            <w:proofErr w:type="spellStart"/>
+            <w:r>
+              <w:rPr>
+                <w:sz w:val="28"/>
+                <w:szCs w:val="28"/>
+              </w:rPr>
+              <w:t>ntohs</w:t>
+            </w:r>
+            <w:proofErr w:type="spellEnd"/>
+          </w:p>
+        </w:tc>
+        <w:tc>
+          <w:tcPr>
+            <w:tcW w:w="1553" w:type="dxa"/>
+          </w:tcPr>
+          <w:p>
+            <w:pPr>
+              <w:pStyle w:val="a3"/>
+              <w:ind w:left="84"/>
+              <w:rPr>
+                <w:sz w:val="28"/>
+                <w:szCs w:val="28"/>
+                <w:rtl/>
+              </w:rPr>
+            </w:pPr>
+          </w:p>
+        </w:tc>
+        <w:tc>
+          <w:tcPr>
+            <w:tcW w:w="1544" w:type="dxa"/>
+          </w:tcPr>
+          <w:p>
+            <w:pPr>
+              <w:pStyle w:val="a3"/>
+              <w:ind w:left="84"/>
+              <w:rPr>
+                <w:sz w:val="28"/>
+                <w:szCs w:val="28"/>
+                <w:rtl/>
+              </w:rPr>
+            </w:pPr>
+          </w:p>
+        </w:tc>
+        <w:tc>
+          <w:tcPr>
+            <w:tcW w:w="1237" w:type="dxa"/>
+          </w:tcPr>
+          <w:p>
+            <w:pPr>
+              <w:pStyle w:val="a3"/>
+              <w:ind w:left="84"/>
+              <w:rPr>
+                <w:sz w:val="28"/>
+                <w:szCs w:val="28"/>
+                <w:rtl/>
+              </w:rPr>
+            </w:pPr>
+          </w:p>
+        </w:tc>
+        <w:tc>
+          <w:tcPr>
+            <w:tcW w:w="2180" w:type="dxa"/>
+          </w:tcPr>
+          <w:p>
+            <w:pPr>
+              <w:pStyle w:val="a3"/>
+              <w:ind w:left="84"/>
+              <w:rPr>
+                <w:sz w:val="28"/>
+                <w:szCs w:val="28"/>
+                <w:rtl/>
+              </w:rPr>
+            </w:pPr>
+          </w:p>
+        </w:tc>
+      </w:tr>
+    </w:tbl>
+    <w:p>
+      <w:pPr>
+        <w:pStyle w:val="a3"/>
+        <w:numPr>
+          <w:ilvl w:val="0"/>
+          <w:numId w:val="1"/>
+        </w:numPr>
+        <w:bidi w:val="0"/>
+        <w:rPr>
+          <w:sz w:val="28"/>
+          <w:szCs w:val="28"/>
+        </w:rPr>
+      </w:pPr>
+      <w:r>
+        <w:rPr>
+          <w:sz w:val="28"/>
+          <w:szCs w:val="28"/>
+        </w:rPr>
+        <w:t xml:space="preserve"> Skip</w:t>
+      </w:r>
+    </w:p>
+    <w:p>
+      <w:pPr>
+        <w:pStyle w:val="a3"/>
+        <w:numPr>
+          <w:ilvl w:val="0"/>
+          <w:numId w:val="1"/>
+        </w:numPr>
+        <w:bidi w:val="0"/>
+        <w:rPr>
+          <w:sz w:val="28"/>
+          <w:szCs w:val="28"/>
+        </w:rPr>
+      </w:pPr>
+      <w:r>
+        <w:rPr>
+          <w:sz w:val="28"/>
+          <w:szCs w:val="28"/>
+        </w:rPr>
+        <w:t xml:space="preserve"> Q6 </w:t>
+      </w:r>
+      <w:r>
+        <w:rPr>
+          <w:sz w:val="28"/>
+          <w:szCs w:val="28"/>
+        </w:rPr>
+        <w:t xml:space="preserve">shows us how </w:t>
+      </w:r>
+      <w:proofErr w:type="spellStart"/>
+      <w:proofErr w:type="gramStart"/>
+      <w:r>
+        <w:rPr>
+          <w:sz w:val="28"/>
+          <w:szCs w:val="28"/>
+        </w:rPr>
+        <w:t>struct.pack</w:t>
+      </w:r>
+      <w:proofErr w:type="spellEnd"/>
+      <w:proofErr w:type="gramEnd"/>
+      <w:r>
+        <w:rPr>
+          <w:sz w:val="28"/>
+          <w:szCs w:val="28"/>
+        </w:rPr>
+        <w:t xml:space="preserve"> interacts with different order bytes, and then shows us different formats to unpack.</w:t>
+      </w:r>
+      <w:r>
+        <w:rPr>
+          <w:sz w:val="28"/>
+          <w:szCs w:val="28"/>
+        </w:rPr>
+        <w:br/>
+        <w:t xml:space="preserve">Firstly it shows us that the default packing format is little-endian, </w:t>
+      </w:r>
+      <w:r>
+        <w:rPr>
+          <w:sz w:val="28"/>
+          <w:szCs w:val="28"/>
+        </w:rPr>
+        <w:lastRenderedPageBreak/>
+        <w:t xml:space="preserve">and when it's input is an output from </w:t>
+      </w:r>
+      <w:proofErr w:type="spellStart"/>
+      <w:r>
+        <w:rPr>
+          <w:sz w:val="28"/>
+          <w:szCs w:val="28"/>
+        </w:rPr>
+        <w:t>socket.htonl</w:t>
+      </w:r>
+      <w:proofErr w:type="spellEnd"/>
+      <w:r>
+        <w:rPr>
+          <w:sz w:val="28"/>
+          <w:szCs w:val="28"/>
+        </w:rPr>
+        <w:t>, it will switch the bytes once again.</w:t>
+      </w:r>
+      <w:r>
+        <w:rPr>
+          <w:sz w:val="28"/>
+          <w:szCs w:val="28"/>
+        </w:rPr>
+        <w:br/>
+        <w:t>Secondly, it shows us 2 unpacking formats, "&lt;" and "&gt;".</w:t>
+      </w:r>
+      <w:r>
+        <w:rPr>
+          <w:sz w:val="28"/>
+          <w:szCs w:val="28"/>
+        </w:rPr>
+        <w:br/>
+        <w:t>"&lt;" unpacks the data in little-endian and "&gt;" in big-endian.</w:t>
+      </w:r>
+      <w:r>
+        <w:rPr>
+          <w:sz w:val="28"/>
+          <w:szCs w:val="28"/>
+        </w:rPr>
+        <w:br/>
+        <w:t>While "!" isn't shown, it also means the data will be unpacked in big-endian.</w:t>
+      </w:r>
+    </w:p>
+    <w:p>
+      <w:pPr>
+        <w:pStyle w:val="a3"/>
+        <w:numPr>
+          <w:ilvl w:val="0"/>
+          <w:numId w:val="1"/>
+        </w:numPr>
+        <w:bidi w:val="0"/>
+        <w:rPr>
+          <w:rFonts w:hint="cs"/>
+          <w:sz w:val="28"/>
+          <w:szCs w:val="28"/>
+          <w:rtl/>
+        </w:rPr>
+      </w:pPr>
+      <w:r>
+        <w:rPr>
+          <w:sz w:val="28"/>
+          <w:szCs w:val="28"/>
+        </w:rPr>
+        <w:t xml:space="preserve"> </w:t>
+      </w:r>
+      <w:r>
+        <w:rPr>
+          <w:sz w:val="28"/>
+          <w:szCs w:val="28"/>
+        </w:rPr>
+        <w:t>The function receives a message (data) and a socket.</w:t>
+      </w:r>
+      <w:r>
+        <w:rPr>
+          <w:sz w:val="28"/>
+          <w:szCs w:val="28"/>
+        </w:rPr>
+        <w:br/>
+        <w:t>It switches the byte order of the length of the message, and then it sends the data to all connected sockets, but before the message itself, it packs the number to a byte array in a little-endian byte order.</w:t>
       </w:r>
     </w:p>
     <w:sectPr>
@@ -21,6 +1409,103 @@
     </w:sectPr>
   </w:body>
 </w:document>
+</file>
+
+<file path=word/numbering.xml><?xml version="1.0" encoding="utf-8"?>
+<w:numbering xmlns:wpc="http://schemas.microsoft.com/office/word/2010/wordprocessingCanvas" xmlns:cx="http://schemas.microsoft.com/office/drawing/2014/chartex" xmlns:cx1="http://schemas.microsoft.com/office/drawing/2015/9/8/chartex" xmlns:cx2="http://schemas.microsoft.com/office/drawing/2015/10/21/chartex" xmlns:cx3="http://schemas.microsoft.com/office/drawing/2016/5/9/chartex" xmlns:cx4="http://schemas.microsoft.com/office/drawing/2016/5/10/chartex" xmlns:cx5="http://schemas.microsoft.com/office/drawing/2016/5/11/chartex" xmlns:cx6="http://schemas.microsoft.com/office/drawing/2016/5/12/chartex" xmlns:cx7="http://schemas.microsoft.com/office/drawing/2016/5/13/chartex" xmlns:cx8="http://schemas.microsoft.com/office/drawing/2016/5/14/chartex" xmlns:mc="http://schemas.openxmlformats.org/markup-compatibility/2006" xmlns:aink="http://schemas.microsoft.com/office/drawing/2016/ink" xmlns:am3d="http://schemas.microsoft.com/office/drawing/2017/model3d" xmlns:o="urn:schemas-microsoft-com:office:office" xmlns:r="http://schemas.openxmlformats.org/officeDocument/2006/relationships" xmlns:m="http://schemas.openxmlformats.org/officeDocument/2006/math" xmlns:v="urn:schemas-microsoft-com:vml" xmlns:wp14="http://schemas.microsoft.com/office/word/2010/wordprocessingDrawing" xmlns:wp="http://schemas.openxmlformats.org/drawingml/2006/wordprocessingDrawing" xmlns:w10="urn:schemas-microsoft-com:office:word" xmlns:w="http://schemas.openxmlformats.org/wordprocessingml/2006/main" xmlns:w14="http://schemas.microsoft.com/office/word/2010/wordml" xmlns:w15="http://schemas.microsoft.com/office/word/2012/wordml" xmlns:w16cex="http://schemas.microsoft.com/office/word/2018/wordml/cex" xmlns:w16cid="http://schemas.microsoft.com/office/word/2016/wordml/cid" xmlns:w16="http://schemas.microsoft.com/office/word/2018/wordml" xmlns:w16sdtdh="http://schemas.microsoft.com/office/word/2020/wordml/sdtdatahash" xmlns:w16se="http://schemas.microsoft.com/office/word/2015/wordml/symex" xmlns:wpg="http://schemas.microsoft.com/office/word/2010/wordprocessingGroup" xmlns:wpi="http://schemas.microsoft.com/office/word/2010/wordprocessingInk" xmlns:wne="http://schemas.microsoft.com/office/word/2006/wordml" xmlns:wps="http://schemas.microsoft.com/office/word/2010/wordprocessingShape" mc:Ignorable="w14 w15 w16se w16cid w16 w16cex w16sdtdh wp14">
+  <w:abstractNum w:abstractNumId="0" w15:restartNumberingAfterBreak="0">
+    <w:nsid w:val="3CD73D91"/>
+    <w:multiLevelType w:val="hybridMultilevel"/>
+    <w:tmpl w:val="3676AC2E"/>
+    <w:lvl w:ilvl="0" w:tplc="0409000F">
+      <w:start w:val="1"/>
+      <w:numFmt w:val="decimal"/>
+      <w:lvlText w:val="%1."/>
+      <w:lvlJc w:val="left"/>
+      <w:pPr>
+        <w:ind w:left="720" w:hanging="360"/>
+      </w:pPr>
+      <w:rPr>
+        <w:rFonts w:hint="default"/>
+      </w:rPr>
+    </w:lvl>
+    <w:lvl w:ilvl="1" w:tplc="04090019" w:tentative="1">
+      <w:start w:val="1"/>
+      <w:numFmt w:val="lowerLetter"/>
+      <w:lvlText w:val="%2."/>
+      <w:lvlJc w:val="left"/>
+      <w:pPr>
+        <w:ind w:left="1440" w:hanging="360"/>
+      </w:pPr>
+    </w:lvl>
+    <w:lvl w:ilvl="2" w:tplc="0409001B" w:tentative="1">
+      <w:start w:val="1"/>
+      <w:numFmt w:val="lowerRoman"/>
+      <w:lvlText w:val="%3."/>
+      <w:lvlJc w:val="right"/>
+      <w:pPr>
+        <w:ind w:left="2160" w:hanging="180"/>
+      </w:pPr>
+    </w:lvl>
+    <w:lvl w:ilvl="3" w:tplc="0409000F" w:tentative="1">
+      <w:start w:val="1"/>
+      <w:numFmt w:val="decimal"/>
+      <w:lvlText w:val="%4."/>
+      <w:lvlJc w:val="left"/>
+      <w:pPr>
+        <w:ind w:left="2880" w:hanging="360"/>
+      </w:pPr>
+    </w:lvl>
+    <w:lvl w:ilvl="4" w:tplc="04090019" w:tentative="1">
+      <w:start w:val="1"/>
+      <w:numFmt w:val="lowerLetter"/>
+      <w:lvlText w:val="%5."/>
+      <w:lvlJc w:val="left"/>
+      <w:pPr>
+        <w:ind w:left="3600" w:hanging="360"/>
+      </w:pPr>
+    </w:lvl>
+    <w:lvl w:ilvl="5" w:tplc="0409001B" w:tentative="1">
+      <w:start w:val="1"/>
+      <w:numFmt w:val="lowerRoman"/>
+      <w:lvlText w:val="%6."/>
+      <w:lvlJc w:val="right"/>
+      <w:pPr>
+        <w:ind w:left="4320" w:hanging="180"/>
+      </w:pPr>
+    </w:lvl>
+    <w:lvl w:ilvl="6" w:tplc="0409000F" w:tentative="1">
+      <w:start w:val="1"/>
+      <w:numFmt w:val="decimal"/>
+      <w:lvlText w:val="%7."/>
+      <w:lvlJc w:val="left"/>
+      <w:pPr>
+        <w:ind w:left="5040" w:hanging="360"/>
+      </w:pPr>
+    </w:lvl>
+    <w:lvl w:ilvl="7" w:tplc="04090019" w:tentative="1">
+      <w:start w:val="1"/>
+      <w:numFmt w:val="lowerLetter"/>
+      <w:lvlText w:val="%8."/>
+      <w:lvlJc w:val="left"/>
+      <w:pPr>
+        <w:ind w:left="5760" w:hanging="360"/>
+      </w:pPr>
+    </w:lvl>
+    <w:lvl w:ilvl="8" w:tplc="0409001B" w:tentative="1">
+      <w:start w:val="1"/>
+      <w:numFmt w:val="lowerRoman"/>
+      <w:lvlText w:val="%9."/>
+      <w:lvlJc w:val="right"/>
+      <w:pPr>
+        <w:ind w:left="6480" w:hanging="180"/>
+      </w:pPr>
+    </w:lvl>
+  </w:abstractNum>
+  <w:num w:numId="1">
+    <w:abstractNumId w:val="0"/>
+  </w:num>
+</w:numbering>
 </file>
 
 <file path=word/styles.xml><?xml version="1.0" encoding="utf-8"?>
@@ -452,6 +1937,83 @@
     <w:semiHidden/>
     <w:unhideWhenUsed/>
   </w:style>
+  <w:style w:type="paragraph" w:styleId="a3">
+    <w:name w:val="List Paragraph"/>
+    <w:basedOn w:val="a"/>
+    <w:uiPriority w:val="34"/>
+    <w:qFormat/>
+    <w:rsid w:val="00E30DF8"/>
+    <w:pPr>
+      <w:ind w:left="720"/>
+      <w:contextualSpacing/>
+    </w:pPr>
+  </w:style>
+  <w:style w:type="paragraph" w:styleId="HTML">
+    <w:name w:val="HTML Preformatted"/>
+    <w:basedOn w:val="a"/>
+    <w:link w:val="HTML0"/>
+    <w:uiPriority w:val="99"/>
+    <w:unhideWhenUsed/>
+    <w:rsid w:val="001F5DD0"/>
+    <w:pPr>
+      <w:tabs>
+        <w:tab w:val="left" w:pos="916"/>
+        <w:tab w:val="left" w:pos="1832"/>
+        <w:tab w:val="left" w:pos="2748"/>
+        <w:tab w:val="left" w:pos="3664"/>
+        <w:tab w:val="left" w:pos="4580"/>
+        <w:tab w:val="left" w:pos="5496"/>
+        <w:tab w:val="left" w:pos="6412"/>
+        <w:tab w:val="left" w:pos="7328"/>
+        <w:tab w:val="left" w:pos="8244"/>
+        <w:tab w:val="left" w:pos="9160"/>
+        <w:tab w:val="left" w:pos="10076"/>
+        <w:tab w:val="left" w:pos="10992"/>
+        <w:tab w:val="left" w:pos="11908"/>
+        <w:tab w:val="left" w:pos="12824"/>
+        <w:tab w:val="left" w:pos="13740"/>
+        <w:tab w:val="left" w:pos="14656"/>
+      </w:tabs>
+      <w:bidi w:val="0"/>
+      <w:spacing w:after="0" w:line="240" w:lineRule="auto"/>
+    </w:pPr>
+    <w:rPr>
+      <w:rFonts w:ascii="Courier New" w:eastAsia="Times New Roman" w:hAnsi="Courier New" w:cs="Courier New"/>
+      <w:sz w:val="20"/>
+      <w:szCs w:val="20"/>
+    </w:rPr>
+  </w:style>
+  <w:style w:type="character" w:customStyle="1" w:styleId="HTML0">
+    <w:name w:val="HTML מעוצב מראש תו"/>
+    <w:basedOn w:val="a0"/>
+    <w:link w:val="HTML"/>
+    <w:uiPriority w:val="99"/>
+    <w:rsid w:val="001F5DD0"/>
+    <w:rPr>
+      <w:rFonts w:ascii="Courier New" w:eastAsia="Times New Roman" w:hAnsi="Courier New" w:cs="Courier New"/>
+      <w:sz w:val="20"/>
+      <w:szCs w:val="20"/>
+    </w:rPr>
+  </w:style>
+  <w:style w:type="table" w:styleId="a4">
+    <w:name w:val="Table Grid"/>
+    <w:basedOn w:val="a1"/>
+    <w:uiPriority w:val="39"/>
+    <w:rsid w:val="00C96580"/>
+    <w:pPr>
+      <w:spacing w:after="0" w:line="240" w:lineRule="auto"/>
+    </w:pPr>
+    <w:tblPr>
+      <w:tblBorders>
+        <w:top w:val="single" w:sz="4" w:space="0" w:color="auto"/>
+        <w:left w:val="single" w:sz="4" w:space="0" w:color="auto"/>
+        <w:bottom w:val="single" w:sz="4" w:space="0" w:color="auto"/>
+        <w:right w:val="single" w:sz="4" w:space="0" w:color="auto"/>
+        <w:insideH w:val="single" w:sz="4" w:space="0" w:color="auto"/>
+        <w:insideV w:val="single" w:sz="4" w:space="0" w:color="auto"/>
+      </w:tblBorders>
+    </w:tblPr>
+  </w:style>
 </w:styles>
 </file>
 
